--- a/app/doc_templates/รายงานขอซื้อ.docx
+++ b/app/doc_templates/รายงานขอซื้อ.docx
@@ -514,7 +514,7 @@
                 <w:szCs w:val="32"/>
                 <w:bCs w:val="false"/>
               </w:rPr>
-              <w:t>2.{{ loop.index }}</w:t>
+              <w:t>{% if inspect_members|length &gt; 1 %}2.{{ loop.index }}{% endif %}</w:t>
             </w:r>
           </w:p>
         </w:tc>
@@ -861,17 +861,18 @@
     <w:tbl>
       <w:tblPr>
         <w:tblStyle w:val="TableGrid"/>
-        <w:tblW w:type="auto" w:w="0"/>
+        <w:tblW w:type="dxa" w:w="9214"/>
+        <w:tblLayout w:type="fixed"/>
         <w:tblLook w:firstColumn="1" w:firstRow="1" w:lastColumn="0" w:lastRow="0" w:noHBand="0" w:noVBand="1" w:val="04A0"/>
       </w:tblPr>
       <w:tblGrid>
-        <w:gridCol w:w="1316"/>
-        <w:gridCol w:w="1316"/>
-        <w:gridCol w:w="1316"/>
-        <w:gridCol w:w="1316"/>
-        <w:gridCol w:w="1316"/>
-        <w:gridCol w:w="1316"/>
-        <w:gridCol w:w="1316"/>
+        <w:gridCol w:w="567"/>
+        <w:gridCol w:w="3175"/>
+        <w:gridCol w:w="794"/>
+        <w:gridCol w:w="794"/>
+        <w:gridCol w:w="1247"/>
+        <w:gridCol w:w="1191"/>
+        <w:gridCol w:w="1446"/>
       </w:tblGrid>
       <w:tr>
         <w:trPr>
@@ -879,7 +880,7 @@
         </w:trPr>
         <w:tc>
           <w:tcPr>
-            <w:tcW w:type="dxa" w:w="1316"/>
+            <w:tcW w:type="dxa" w:w="567"/>
             <w:vMerge w:val="restart"/>
           </w:tcPr>
           <w:p>
@@ -901,7 +902,7 @@
         </w:tc>
         <w:tc>
           <w:tcPr>
-            <w:tcW w:type="dxa" w:w="1316"/>
+            <w:tcW w:type="dxa" w:w="3175"/>
             <w:vMerge w:val="restart"/>
           </w:tcPr>
           <w:p>
@@ -923,7 +924,7 @@
         </w:tc>
         <w:tc>
           <w:tcPr>
-            <w:tcW w:type="dxa" w:w="1316"/>
+            <w:tcW w:type="dxa" w:w="794"/>
             <w:vMerge w:val="restart"/>
           </w:tcPr>
           <w:p>
@@ -945,7 +946,7 @@
         </w:tc>
         <w:tc>
           <w:tcPr>
-            <w:tcW w:type="dxa" w:w="1316"/>
+            <w:tcW w:type="dxa" w:w="794"/>
             <w:vMerge w:val="restart"/>
           </w:tcPr>
           <w:p>
@@ -967,7 +968,7 @@
         </w:tc>
         <w:tc>
           <w:tcPr>
-            <w:tcW w:type="dxa" w:w="1316"/>
+            <w:tcW w:type="dxa" w:w="1247"/>
             <w:vMerge w:val="restart"/>
           </w:tcPr>
           <w:p>
@@ -989,7 +990,7 @@
         </w:tc>
         <w:tc>
           <w:tcPr>
-            <w:tcW w:type="dxa" w:w="2632"/>
+            <w:tcW w:type="dxa" w:w="1446"/>
             <w:gridSpan w:val="2"/>
           </w:tcPr>
           <w:p>
@@ -1051,7 +1052,7 @@
         </w:tc>
         <w:tc>
           <w:tcPr>
-            <w:tcW w:type="dxa" w:w="1316"/>
+            <w:tcW w:type="dxa" w:w="1191"/>
           </w:tcPr>
           <w:p>
             <w:pPr>
@@ -1072,7 +1073,7 @@
         </w:tc>
         <w:tc>
           <w:tcPr>
-            <w:tcW w:type="dxa" w:w="1316"/>
+            <w:tcW w:type="dxa" w:w="1446"/>
           </w:tcPr>
           <w:p>
             <w:pPr>
@@ -1095,7 +1096,7 @@
       <w:tr>
         <w:tc>
           <w:tcPr>
-            <w:tcW w:type="dxa" w:w="1316"/>
+            <w:tcW w:type="dxa" w:w="567"/>
           </w:tcPr>
           <w:p>
             <w:pPr>
@@ -1116,37 +1117,37 @@
         </w:tc>
         <w:tc>
           <w:tcPr>
-            <w:tcW w:type="dxa" w:w="1316"/>
+            <w:tcW w:type="dxa" w:w="3175"/>
           </w:tcPr>
           <w:p/>
         </w:tc>
         <w:tc>
           <w:tcPr>
-            <w:tcW w:type="dxa" w:w="1316"/>
+            <w:tcW w:type="dxa" w:w="794"/>
           </w:tcPr>
           <w:p/>
         </w:tc>
         <w:tc>
           <w:tcPr>
-            <w:tcW w:type="dxa" w:w="1316"/>
+            <w:tcW w:type="dxa" w:w="794"/>
           </w:tcPr>
           <w:p/>
         </w:tc>
         <w:tc>
           <w:tcPr>
-            <w:tcW w:type="dxa" w:w="1316"/>
+            <w:tcW w:type="dxa" w:w="1247"/>
           </w:tcPr>
           <w:p/>
         </w:tc>
         <w:tc>
           <w:tcPr>
-            <w:tcW w:type="dxa" w:w="1316"/>
+            <w:tcW w:type="dxa" w:w="1191"/>
           </w:tcPr>
           <w:p/>
         </w:tc>
         <w:tc>
           <w:tcPr>
-            <w:tcW w:type="dxa" w:w="1316"/>
+            <w:tcW w:type="dxa" w:w="1446"/>
           </w:tcPr>
           <w:p/>
         </w:tc>
@@ -1157,7 +1158,7 @@
         </w:trPr>
         <w:tc>
           <w:tcPr>
-            <w:tcW w:type="dxa" w:w="1316"/>
+            <w:tcW w:type="dxa" w:w="567"/>
           </w:tcPr>
           <w:p>
             <w:pPr>
@@ -1178,7 +1179,7 @@
         </w:tc>
         <w:tc>
           <w:tcPr>
-            <w:tcW w:type="dxa" w:w="1316"/>
+            <w:tcW w:type="dxa" w:w="3175"/>
           </w:tcPr>
           <w:p>
             <w:pPr>
@@ -1199,7 +1200,7 @@
         </w:tc>
         <w:tc>
           <w:tcPr>
-            <w:tcW w:type="dxa" w:w="1316"/>
+            <w:tcW w:type="dxa" w:w="794"/>
           </w:tcPr>
           <w:p>
             <w:pPr>
@@ -1220,7 +1221,7 @@
         </w:tc>
         <w:tc>
           <w:tcPr>
-            <w:tcW w:type="dxa" w:w="1316"/>
+            <w:tcW w:type="dxa" w:w="794"/>
           </w:tcPr>
           <w:p>
             <w:pPr>
@@ -1241,7 +1242,7 @@
         </w:tc>
         <w:tc>
           <w:tcPr>
-            <w:tcW w:type="dxa" w:w="1316"/>
+            <w:tcW w:type="dxa" w:w="1247"/>
           </w:tcPr>
           <w:p>
             <w:pPr>
@@ -1262,7 +1263,7 @@
         </w:tc>
         <w:tc>
           <w:tcPr>
-            <w:tcW w:type="dxa" w:w="1316"/>
+            <w:tcW w:type="dxa" w:w="1191"/>
           </w:tcPr>
           <w:p>
             <w:pPr>
@@ -1283,7 +1284,7 @@
         </w:tc>
         <w:tc>
           <w:tcPr>
-            <w:tcW w:type="dxa" w:w="1316"/>
+            <w:tcW w:type="dxa" w:w="1446"/>
           </w:tcPr>
           <w:p>
             <w:pPr>
@@ -1306,7 +1307,7 @@
       <w:tr>
         <w:tc>
           <w:tcPr>
-            <w:tcW w:type="dxa" w:w="1316"/>
+            <w:tcW w:type="dxa" w:w="567"/>
           </w:tcPr>
           <w:p>
             <w:pPr>
@@ -1327,37 +1328,37 @@
         </w:tc>
         <w:tc>
           <w:tcPr>
-            <w:tcW w:type="dxa" w:w="1316"/>
+            <w:tcW w:type="dxa" w:w="3175"/>
           </w:tcPr>
           <w:p/>
         </w:tc>
         <w:tc>
           <w:tcPr>
-            <w:tcW w:type="dxa" w:w="1316"/>
+            <w:tcW w:type="dxa" w:w="794"/>
           </w:tcPr>
           <w:p/>
         </w:tc>
         <w:tc>
           <w:tcPr>
-            <w:tcW w:type="dxa" w:w="1316"/>
+            <w:tcW w:type="dxa" w:w="794"/>
           </w:tcPr>
           <w:p/>
         </w:tc>
         <w:tc>
           <w:tcPr>
-            <w:tcW w:type="dxa" w:w="1316"/>
+            <w:tcW w:type="dxa" w:w="1247"/>
           </w:tcPr>
           <w:p/>
         </w:tc>
         <w:tc>
           <w:tcPr>
-            <w:tcW w:type="dxa" w:w="1316"/>
+            <w:tcW w:type="dxa" w:w="1191"/>
           </w:tcPr>
           <w:p/>
         </w:tc>
         <w:tc>
           <w:tcPr>
-            <w:tcW w:type="dxa" w:w="1316"/>
+            <w:tcW w:type="dxa" w:w="1446"/>
           </w:tcPr>
           <w:p/>
         </w:tc>
@@ -1365,7 +1366,7 @@
       <w:tr>
         <w:tc>
           <w:tcPr>
-            <w:tcW w:type="dxa" w:w="1316"/>
+            <w:tcW w:type="dxa" w:w="567"/>
           </w:tcPr>
           <w:p>
             <w:pPr>
@@ -1386,37 +1387,37 @@
         </w:tc>
         <w:tc>
           <w:tcPr>
-            <w:tcW w:type="dxa" w:w="1316"/>
+            <w:tcW w:type="dxa" w:w="3175"/>
           </w:tcPr>
           <w:p/>
         </w:tc>
         <w:tc>
           <w:tcPr>
-            <w:tcW w:type="dxa" w:w="1316"/>
+            <w:tcW w:type="dxa" w:w="794"/>
           </w:tcPr>
           <w:p/>
         </w:tc>
         <w:tc>
           <w:tcPr>
-            <w:tcW w:type="dxa" w:w="1316"/>
+            <w:tcW w:type="dxa" w:w="794"/>
           </w:tcPr>
           <w:p/>
         </w:tc>
         <w:tc>
           <w:tcPr>
-            <w:tcW w:type="dxa" w:w="1316"/>
+            <w:tcW w:type="dxa" w:w="1247"/>
           </w:tcPr>
           <w:p/>
         </w:tc>
         <w:tc>
           <w:tcPr>
-            <w:tcW w:type="dxa" w:w="1316"/>
+            <w:tcW w:type="dxa" w:w="1191"/>
           </w:tcPr>
           <w:p/>
         </w:tc>
         <w:tc>
           <w:tcPr>
-            <w:tcW w:type="dxa" w:w="1316"/>
+            <w:tcW w:type="dxa" w:w="1446"/>
           </w:tcPr>
           <w:p/>
         </w:tc>
@@ -1424,7 +1425,7 @@
       <w:tr>
         <w:tc>
           <w:tcPr>
-            <w:tcW w:type="dxa" w:w="7896"/>
+            <w:tcW w:type="dxa" w:w="1191"/>
             <w:gridSpan w:val="6"/>
           </w:tcPr>
           <w:p>
@@ -1446,7 +1447,7 @@
         </w:tc>
         <w:tc>
           <w:tcPr>
-            <w:tcW w:type="dxa" w:w="1316"/>
+            <w:tcW w:type="dxa" w:w="1446"/>
           </w:tcPr>
           <w:p>
             <w:pPr>
@@ -1469,7 +1470,7 @@
       <w:tr>
         <w:tc>
           <w:tcPr>
-            <w:tcW w:type="dxa" w:w="7896"/>
+            <w:tcW w:type="dxa" w:w="1191"/>
             <w:gridSpan w:val="6"/>
           </w:tcPr>
           <w:p>
@@ -1491,7 +1492,7 @@
         </w:tc>
         <w:tc>
           <w:tcPr>
-            <w:tcW w:type="dxa" w:w="1316"/>
+            <w:tcW w:type="dxa" w:w="1446"/>
           </w:tcPr>
           <w:p>
             <w:pPr>
@@ -1514,7 +1515,7 @@
       <w:tr>
         <w:tc>
           <w:tcPr>
-            <w:tcW w:type="dxa" w:w="1316"/>
+            <w:tcW w:type="dxa" w:w="567"/>
           </w:tcPr>
           <w:p>
             <w:pPr>
@@ -1535,37 +1536,37 @@
         </w:tc>
         <w:tc>
           <w:tcPr>
-            <w:tcW w:type="dxa" w:w="1316"/>
+            <w:tcW w:type="dxa" w:w="3175"/>
           </w:tcPr>
           <w:p/>
         </w:tc>
         <w:tc>
           <w:tcPr>
-            <w:tcW w:type="dxa" w:w="1316"/>
+            <w:tcW w:type="dxa" w:w="794"/>
           </w:tcPr>
           <w:p/>
         </w:tc>
         <w:tc>
           <w:tcPr>
-            <w:tcW w:type="dxa" w:w="1316"/>
+            <w:tcW w:type="dxa" w:w="794"/>
           </w:tcPr>
           <w:p/>
         </w:tc>
         <w:tc>
           <w:tcPr>
-            <w:tcW w:type="dxa" w:w="1316"/>
+            <w:tcW w:type="dxa" w:w="1247"/>
           </w:tcPr>
           <w:p/>
         </w:tc>
         <w:tc>
           <w:tcPr>
-            <w:tcW w:type="dxa" w:w="1316"/>
+            <w:tcW w:type="dxa" w:w="1191"/>
           </w:tcPr>
           <w:p/>
         </w:tc>
         <w:tc>
           <w:tcPr>
-            <w:tcW w:type="dxa" w:w="1316"/>
+            <w:tcW w:type="dxa" w:w="1446"/>
           </w:tcPr>
           <w:p/>
         </w:tc>
@@ -1573,7 +1574,7 @@
       <w:tr>
         <w:tc>
           <w:tcPr>
-            <w:tcW w:type="dxa" w:w="7896"/>
+            <w:tcW w:type="dxa" w:w="1191"/>
             <w:gridSpan w:val="6"/>
           </w:tcPr>
           <w:p>
@@ -1595,7 +1596,7 @@
         </w:tc>
         <w:tc>
           <w:tcPr>
-            <w:tcW w:type="dxa" w:w="1316"/>
+            <w:tcW w:type="dxa" w:w="1446"/>
           </w:tcPr>
           <w:p>
             <w:pPr>
@@ -1618,7 +1619,7 @@
       <w:tr>
         <w:tc>
           <w:tcPr>
-            <w:tcW w:type="dxa" w:w="9212"/>
+            <w:tcW w:type="dxa" w:w="1446"/>
             <w:gridSpan w:val="7"/>
           </w:tcPr>
           <w:p>

--- a/app/doc_templates/รายงานขอซื้อ.docx
+++ b/app/doc_templates/รายงานขอซื้อ.docx
@@ -514,7 +514,7 @@
                 <w:szCs w:val="32"/>
                 <w:bCs w:val="false"/>
               </w:rPr>
-              <w:t>{% if inspect_members|length &gt; 1 %}2.{{ loop.index }}{% endif %}</w:t>
+              <w:t>{{ loop.index }}.</w:t>
             </w:r>
           </w:p>
         </w:tc>

--- a/app/doc_templates/รายงานขอซื้อ.docx
+++ b/app/doc_templates/รายงานขอซื้อ.docx
@@ -458,7 +458,7 @@
       <w:tr>
         <w:tc>
           <w:tcPr>
-            <w:tcW w:type="dxa" w:w="737"/>
+            <w:tcW w:type="dxa" w:w="482"/>
           </w:tcPr>
           <w:p>
             <w:pPr>
@@ -479,19 +479,19 @@
         </w:tc>
         <w:tc>
           <w:tcPr>
-            <w:tcW w:type="dxa" w:w="3005"/>
+            <w:tcW w:type="dxa" w:w="2721"/>
           </w:tcPr>
           <w:p/>
         </w:tc>
         <w:tc>
           <w:tcPr>
-            <w:tcW w:type="dxa" w:w="2494"/>
+            <w:tcW w:type="dxa" w:w="3175"/>
           </w:tcPr>
           <w:p/>
         </w:tc>
         <w:tc>
           <w:tcPr>
-            <w:tcW w:type="dxa" w:w="2693"/>
+            <w:tcW w:type="dxa" w:w="2551"/>
           </w:tcPr>
           <w:p/>
         </w:tc>
@@ -499,7 +499,7 @@
       <w:tr>
         <w:tc>
           <w:tcPr>
-            <w:tcW w:type="dxa" w:w="737"/>
+            <w:tcW w:type="dxa" w:w="482"/>
           </w:tcPr>
           <w:p>
             <w:pPr>
@@ -520,7 +520,7 @@
         </w:tc>
         <w:tc>
           <w:tcPr>
-            <w:tcW w:type="dxa" w:w="3005"/>
+            <w:tcW w:type="dxa" w:w="2721"/>
           </w:tcPr>
           <w:p>
             <w:pPr>
@@ -541,7 +541,7 @@
         </w:tc>
         <w:tc>
           <w:tcPr>
-            <w:tcW w:type="dxa" w:w="2494"/>
+            <w:tcW w:type="dxa" w:w="3175"/>
           </w:tcPr>
           <w:p>
             <w:pPr>
@@ -562,7 +562,7 @@
         </w:tc>
         <w:tc>
           <w:tcPr>
-            <w:tcW w:type="dxa" w:w="2693"/>
+            <w:tcW w:type="dxa" w:w="2551"/>
           </w:tcPr>
           <w:p>
             <w:pPr>
@@ -585,7 +585,7 @@
       <w:tr>
         <w:tc>
           <w:tcPr>
-            <w:tcW w:type="dxa" w:w="737"/>
+            <w:tcW w:type="dxa" w:w="482"/>
           </w:tcPr>
           <w:p>
             <w:pPr>
@@ -606,19 +606,19 @@
         </w:tc>
         <w:tc>
           <w:tcPr>
-            <w:tcW w:type="dxa" w:w="3005"/>
+            <w:tcW w:type="dxa" w:w="2721"/>
           </w:tcPr>
           <w:p/>
         </w:tc>
         <w:tc>
           <w:tcPr>
-            <w:tcW w:type="dxa" w:w="2494"/>
+            <w:tcW w:type="dxa" w:w="3175"/>
           </w:tcPr>
           <w:p/>
         </w:tc>
         <w:tc>
           <w:tcPr>
-            <w:tcW w:type="dxa" w:w="2693"/>
+            <w:tcW w:type="dxa" w:w="2551"/>
           </w:tcPr>
           <w:p/>
         </w:tc>
